--- a/Руководство пользователя/Руководство пользователя.docx
+++ b/Руководство пользователя/Руководство пользователя.docx
@@ -316,7 +316,7 @@
           <w:sz w:val="28"/>
           <w:szCs w:val="28"/>
         </w:rPr>
-        <w:t xml:space="preserve">Проверил: </w:t>
+        <w:t>Проверил:</w:t>
       </w:r>
       <w:r>
         <w:rPr>
@@ -3809,6 +3809,7 @@
       </w:pPr>
       <w:r>
         <w:rPr>
+          <w:noProof/>
           <w:sz w:val="28"/>
           <w:szCs w:val="28"/>
           <w:lang w:val="en-US"/>
@@ -3919,6 +3920,7 @@
       </w:pPr>
       <w:r>
         <w:rPr>
+          <w:noProof/>
           <w:sz w:val="28"/>
           <w:szCs w:val="28"/>
         </w:rPr>
@@ -4224,6 +4226,7 @@
       </w:pPr>
       <w:r>
         <w:rPr>
+          <w:noProof/>
           <w:sz w:val="28"/>
           <w:szCs w:val="28"/>
         </w:rPr>
@@ -4356,6 +4359,7 @@
       </w:pPr>
       <w:r>
         <w:rPr>
+          <w:noProof/>
           <w:sz w:val="28"/>
           <w:szCs w:val="28"/>
         </w:rPr>
@@ -27427,35 +27431,7 @@
           <w:sz w:val="28"/>
           <w:szCs w:val="28"/>
         </w:rPr>
-        <w:t xml:space="preserve">При удалении </w:t>
-      </w:r>
-      <w:r>
-        <w:rPr>
-          <w:sz w:val="28"/>
-          <w:szCs w:val="28"/>
-        </w:rPr>
-        <w:t>клиента</w:t>
-      </w:r>
-      <w:r>
-        <w:rPr>
-          <w:sz w:val="28"/>
-          <w:szCs w:val="28"/>
-        </w:rPr>
-        <w:t xml:space="preserve"> выводится сообщение подтверждение действия в соответствии с рисунком Б.4.5</w:t>
-      </w:r>
-      <w:r>
-        <w:rPr>
-          <w:sz w:val="28"/>
-          <w:szCs w:val="28"/>
-        </w:rPr>
-        <w:t>8</w:t>
-      </w:r>
-      <w:r>
-        <w:rPr>
-          <w:sz w:val="28"/>
-          <w:szCs w:val="28"/>
-        </w:rPr>
-        <w:t>.</w:t>
+        <w:t>При удалении клиента выводится сообщение подтверждение действия в соответствии с рисунком Б.4.58.</w:t>
       </w:r>
     </w:p>
     <w:p>
@@ -27468,6 +27444,9 @@
         <w:jc w:val="center"/>
       </w:pPr>
       <w:r>
+        <w:rPr>
+          <w:noProof/>
+        </w:rPr>
         <w:drawing>
           <wp:inline distT="0" distB="0" distL="0" distR="0" wp14:anchorId="6F4F6224" wp14:editId="4BD2E575">
             <wp:extent cx="2771186" cy="1296063"/>
@@ -27520,60 +27499,25 @@
           <w:sz w:val="28"/>
           <w:szCs w:val="28"/>
         </w:rPr>
-        <w:t>Рисунок Б.4.5</w:t>
-      </w:r>
-      <w:r>
-        <w:rPr>
-          <w:sz w:val="28"/>
-          <w:szCs w:val="28"/>
-        </w:rPr>
-        <w:t>8</w:t>
-      </w:r>
-      <w:r>
-        <w:rPr>
-          <w:sz w:val="28"/>
-          <w:szCs w:val="28"/>
-        </w:rPr>
-        <w:t xml:space="preserve"> – Сообщение подтверждение удаления </w:t>
-      </w:r>
-      <w:r>
-        <w:rPr>
-          <w:sz w:val="28"/>
-          <w:szCs w:val="28"/>
-        </w:rPr>
-        <w:t>клиента</w:t>
-      </w:r>
-    </w:p>
-    <w:p>
-      <w:pPr>
-        <w:spacing w:line="360" w:lineRule="auto"/>
-        <w:ind w:left="284" w:right="284" w:firstLine="851"/>
-        <w:jc w:val="both"/>
-        <w:rPr>
-          <w:sz w:val="28"/>
-          <w:szCs w:val="28"/>
-        </w:rPr>
-      </w:pPr>
-      <w:r>
-        <w:rPr>
-          <w:sz w:val="28"/>
-          <w:szCs w:val="28"/>
-        </w:rPr>
-        <w:t xml:space="preserve">При попытке удаления </w:t>
-      </w:r>
-      <w:r>
-        <w:rPr>
-          <w:sz w:val="28"/>
-          <w:szCs w:val="28"/>
-        </w:rPr>
-        <w:t>клиента</w:t>
-      </w:r>
-      <w:r>
-        <w:rPr>
-          <w:sz w:val="28"/>
-          <w:szCs w:val="28"/>
-        </w:rPr>
-        <w:t>, имеющего связанные записи, выводится сообщение об ошибке в соответствии с рисунком Б.4.5</w:t>
+        <w:t>Рисунок Б.4.58 – Сообщение подтверждение удаления клиента</w:t>
+      </w:r>
+    </w:p>
+    <w:p>
+      <w:pPr>
+        <w:spacing w:line="360" w:lineRule="auto"/>
+        <w:ind w:left="284" w:right="284" w:firstLine="851"/>
+        <w:jc w:val="both"/>
+        <w:rPr>
+          <w:sz w:val="28"/>
+          <w:szCs w:val="28"/>
+        </w:rPr>
+      </w:pPr>
+      <w:r>
+        <w:rPr>
+          <w:sz w:val="28"/>
+          <w:szCs w:val="28"/>
+        </w:rPr>
+        <w:t>При попытке удаления клиента, имеющего связанные записи, выводится сообщение об ошибке в соответствии с рисунком Б.4.5</w:t>
       </w:r>
       <w:r>
         <w:rPr>
@@ -27600,6 +27544,9 @@
         <w:jc w:val="center"/>
       </w:pPr>
       <w:r>
+        <w:rPr>
+          <w:noProof/>
+        </w:rPr>
         <w:drawing>
           <wp:inline distT="0" distB="0" distL="0" distR="0" wp14:anchorId="25F67865" wp14:editId="50F30EE8">
             <wp:extent cx="3037398" cy="1369984"/>
@@ -27665,21 +27612,7 @@
           <w:sz w:val="28"/>
           <w:szCs w:val="28"/>
         </w:rPr>
-        <w:t xml:space="preserve"> – Сообщение об ошибке удаления </w:t>
-      </w:r>
-      <w:r>
-        <w:rPr>
-          <w:sz w:val="28"/>
-          <w:szCs w:val="28"/>
-        </w:rPr>
-        <w:t>клиента</w:t>
-      </w:r>
-      <w:r>
-        <w:rPr>
-          <w:sz w:val="28"/>
-          <w:szCs w:val="28"/>
-        </w:rPr>
-        <w:t xml:space="preserve"> со связями</w:t>
+        <w:t xml:space="preserve"> – Сообщение об ошибке удаления клиента со связями</w:t>
       </w:r>
     </w:p>
     <w:p>
@@ -27712,21 +27645,7 @@
           <w:sz w:val="28"/>
           <w:szCs w:val="28"/>
         </w:rPr>
-        <w:t xml:space="preserve"> выводится сообщение в соответствии с рисунком Б.4.</w:t>
-      </w:r>
-      <w:r>
-        <w:rPr>
-          <w:sz w:val="28"/>
-          <w:szCs w:val="28"/>
-        </w:rPr>
-        <w:t>60</w:t>
-      </w:r>
-      <w:r>
-        <w:rPr>
-          <w:sz w:val="28"/>
-          <w:szCs w:val="28"/>
-        </w:rPr>
-        <w:t>.</w:t>
+        <w:t xml:space="preserve"> выводится сообщение в соответствии с рисунком Б.4.60.</w:t>
       </w:r>
     </w:p>
     <w:p>
@@ -27739,6 +27658,9 @@
         <w:jc w:val="center"/>
       </w:pPr>
       <w:r>
+        <w:rPr>
+          <w:noProof/>
+        </w:rPr>
         <w:drawing>
           <wp:inline distT="0" distB="0" distL="0" distR="0" wp14:anchorId="19FF877E" wp14:editId="3AB791CC">
             <wp:extent cx="1828800" cy="1246536"/>
@@ -27790,21 +27712,7 @@
           <w:sz w:val="28"/>
           <w:szCs w:val="28"/>
         </w:rPr>
-        <w:t>Рисунок Б.4.</w:t>
-      </w:r>
-      <w:r>
-        <w:rPr>
-          <w:sz w:val="28"/>
-          <w:szCs w:val="28"/>
-        </w:rPr>
-        <w:t>60</w:t>
-      </w:r>
-      <w:r>
-        <w:rPr>
-          <w:sz w:val="28"/>
-          <w:szCs w:val="28"/>
-        </w:rPr>
-        <w:t xml:space="preserve"> – Сообщение об успешном удаление </w:t>
+        <w:t xml:space="preserve">Рисунок Б.4.60 – Сообщение об успешном удаление </w:t>
       </w:r>
       <w:r>
         <w:rPr>
@@ -27884,6 +27792,9 @@
         <w:jc w:val="center"/>
       </w:pPr>
       <w:r>
+        <w:rPr>
+          <w:noProof/>
+        </w:rPr>
         <w:drawing>
           <wp:inline distT="0" distB="0" distL="0" distR="0" wp14:anchorId="6F587A62" wp14:editId="47622EBB">
             <wp:extent cx="2711395" cy="1233928"/>
@@ -28016,6 +27927,9 @@
         <w:jc w:val="center"/>
       </w:pPr>
       <w:r>
+        <w:rPr>
+          <w:noProof/>
+        </w:rPr>
         <w:drawing>
           <wp:inline distT="0" distB="0" distL="0" distR="0" wp14:anchorId="52779E37" wp14:editId="512932B6">
             <wp:extent cx="2043486" cy="1338836"/>
@@ -28110,35 +28024,7 @@
           <w:sz w:val="28"/>
           <w:szCs w:val="28"/>
         </w:rPr>
-        <w:t>При успешном создании ново</w:t>
-      </w:r>
-      <w:r>
-        <w:rPr>
-          <w:sz w:val="28"/>
-          <w:szCs w:val="28"/>
-        </w:rPr>
-        <w:t xml:space="preserve">го клиента </w:t>
-      </w:r>
-      <w:r>
-        <w:rPr>
-          <w:sz w:val="28"/>
-          <w:szCs w:val="28"/>
-        </w:rPr>
-        <w:t>выводится сообщение об успешном завершении операции в соответствии с рисунком Б.4.</w:t>
-      </w:r>
-      <w:r>
-        <w:rPr>
-          <w:sz w:val="28"/>
-          <w:szCs w:val="28"/>
-        </w:rPr>
-        <w:t>63</w:t>
-      </w:r>
-      <w:r>
-        <w:rPr>
-          <w:sz w:val="28"/>
-          <w:szCs w:val="28"/>
-        </w:rPr>
-        <w:t>.</w:t>
+        <w:t>При успешном создании нового клиента выводится сообщение об успешном завершении операции в соответствии с рисунком Б.4.63.</w:t>
       </w:r>
     </w:p>
     <w:p>
@@ -28151,6 +28037,9 @@
         <w:jc w:val="center"/>
       </w:pPr>
       <w:r>
+        <w:rPr>
+          <w:noProof/>
+        </w:rPr>
         <w:drawing>
           <wp:inline distT="0" distB="0" distL="0" distR="0" wp14:anchorId="0BCE478E" wp14:editId="1E4DE76A">
             <wp:extent cx="2099145" cy="1340630"/>
@@ -28287,6 +28176,9 @@
         <w:jc w:val="center"/>
       </w:pPr>
       <w:r>
+        <w:rPr>
+          <w:noProof/>
+        </w:rPr>
         <w:drawing>
           <wp:inline distT="0" distB="0" distL="0" distR="0" wp14:anchorId="7481321B" wp14:editId="711487A7">
             <wp:extent cx="2464905" cy="1174500"/>
@@ -28443,6 +28335,9 @@
         <w:jc w:val="center"/>
       </w:pPr>
       <w:r>
+        <w:rPr>
+          <w:noProof/>
+        </w:rPr>
         <w:drawing>
           <wp:inline distT="0" distB="0" distL="0" distR="0" wp14:anchorId="7202ED66" wp14:editId="6E26B1EE">
             <wp:extent cx="2830665" cy="1044323"/>
@@ -28544,21 +28439,7 @@
           <w:sz w:val="28"/>
           <w:szCs w:val="28"/>
         </w:rPr>
-        <w:t>выводится сообщение подтверждение действия в соответствии с рисунком Б.4.</w:t>
-      </w:r>
-      <w:r>
-        <w:rPr>
-          <w:sz w:val="28"/>
-          <w:szCs w:val="28"/>
-        </w:rPr>
-        <w:t>66</w:t>
-      </w:r>
-      <w:r>
-        <w:rPr>
-          <w:sz w:val="28"/>
-          <w:szCs w:val="28"/>
-        </w:rPr>
-        <w:t>.</w:t>
+        <w:t>выводится сообщение подтверждение действия в соответствии с рисунком Б.4.66.</w:t>
       </w:r>
     </w:p>
     <w:p>
@@ -28571,6 +28452,9 @@
         <w:jc w:val="center"/>
       </w:pPr>
       <w:r>
+        <w:rPr>
+          <w:noProof/>
+        </w:rPr>
         <w:drawing>
           <wp:inline distT="0" distB="0" distL="0" distR="0" wp14:anchorId="66ECDA61" wp14:editId="62542480">
             <wp:extent cx="1582309" cy="1190649"/>
@@ -28695,6 +28579,9 @@
         <w:jc w:val="center"/>
       </w:pPr>
       <w:r>
+        <w:rPr>
+          <w:noProof/>
+        </w:rPr>
         <w:drawing>
           <wp:inline distT="0" distB="0" distL="0" distR="0" wp14:anchorId="4ABFC523" wp14:editId="10FE60B5">
             <wp:extent cx="1537950" cy="1192696"/>
@@ -28783,21 +28670,7 @@
           <w:szCs w:val="28"/>
         </w:rPr>
         <w:lastRenderedPageBreak/>
-        <w:t>При успешном оформлении заказа выводится сообщение об успешном завершении операции в соответствии с рисунком Б.4.</w:t>
-      </w:r>
-      <w:r>
-        <w:rPr>
-          <w:sz w:val="28"/>
-          <w:szCs w:val="28"/>
-        </w:rPr>
-        <w:t>6</w:t>
-      </w:r>
-      <w:r>
-        <w:rPr>
-          <w:sz w:val="28"/>
-          <w:szCs w:val="28"/>
-        </w:rPr>
-        <w:t>8.</w:t>
+        <w:t>При успешном оформлении заказа выводится сообщение об успешном завершении операции в соответствии с рисунком Б.4.68.</w:t>
       </w:r>
     </w:p>
     <w:p>
@@ -28810,6 +28683,9 @@
         <w:jc w:val="center"/>
       </w:pPr>
       <w:r>
+        <w:rPr>
+          <w:noProof/>
+        </w:rPr>
         <w:drawing>
           <wp:inline distT="0" distB="0" distL="0" distR="0" wp14:anchorId="2BCBAF10" wp14:editId="4007C6AA">
             <wp:extent cx="2238687" cy="1448002"/>
@@ -28924,6 +28800,9 @@
         <w:jc w:val="center"/>
       </w:pPr>
       <w:r>
+        <w:rPr>
+          <w:noProof/>
+        </w:rPr>
         <w:drawing>
           <wp:inline distT="0" distB="0" distL="0" distR="0" wp14:anchorId="5E948267" wp14:editId="025B8E5A">
             <wp:extent cx="2610214" cy="1448002"/>
@@ -29011,21 +28890,7 @@
           <w:sz w:val="28"/>
           <w:szCs w:val="28"/>
         </w:rPr>
-        <w:t xml:space="preserve">При нажатии кнопки «Печать чека» </w:t>
-      </w:r>
-      <w:r>
-        <w:rPr>
-          <w:sz w:val="28"/>
-          <w:szCs w:val="28"/>
-        </w:rPr>
-        <w:t xml:space="preserve">на форме «Список заказов» </w:t>
-      </w:r>
-      <w:r>
-        <w:rPr>
-          <w:sz w:val="28"/>
-          <w:szCs w:val="28"/>
-        </w:rPr>
-        <w:t>выводится сообщение подтверждения создания и печати чека в соответствии с рисунком Б.4.</w:t>
+        <w:t>При нажатии кнопки «Печать чека» на форме «Список заказов» выводится сообщение подтверждения создания и печати чека в соответствии с рисунком Б.4.</w:t>
       </w:r>
       <w:r>
         <w:rPr>
@@ -29052,6 +28917,9 @@
         <w:jc w:val="center"/>
       </w:pPr>
       <w:r>
+        <w:rPr>
+          <w:noProof/>
+        </w:rPr>
         <w:drawing>
           <wp:inline distT="0" distB="0" distL="0" distR="0" wp14:anchorId="119991E2" wp14:editId="4B7E40E6">
             <wp:extent cx="3267531" cy="2133898"/>
@@ -29107,21 +28975,7 @@
           <w:sz w:val="28"/>
           <w:szCs w:val="28"/>
         </w:rPr>
-        <w:t>Рисунок Б.4.</w:t>
-      </w:r>
-      <w:r>
-        <w:rPr>
-          <w:sz w:val="28"/>
-          <w:szCs w:val="28"/>
-        </w:rPr>
-        <w:t>70</w:t>
-      </w:r>
-      <w:r>
-        <w:rPr>
-          <w:sz w:val="28"/>
-          <w:szCs w:val="28"/>
-        </w:rPr>
-        <w:t xml:space="preserve"> – Сообщение подтверждения печати чека</w:t>
+        <w:t>Рисунок Б.4.70 – Сообщение подтверждения печати чека</w:t>
       </w:r>
     </w:p>
     <w:p>
@@ -29178,6 +29032,9 @@
         <w:jc w:val="center"/>
       </w:pPr>
       <w:r>
+        <w:rPr>
+          <w:noProof/>
+        </w:rPr>
         <w:drawing>
           <wp:inline distT="0" distB="0" distL="0" distR="0" wp14:anchorId="701E70F5" wp14:editId="5AE05B71">
             <wp:extent cx="3210373" cy="1514686"/>
@@ -29233,21 +29090,7 @@
           <w:sz w:val="28"/>
           <w:szCs w:val="28"/>
         </w:rPr>
-        <w:t>Рисунок Б.4.</w:t>
-      </w:r>
-      <w:r>
-        <w:rPr>
-          <w:sz w:val="28"/>
-          <w:szCs w:val="28"/>
-        </w:rPr>
-        <w:t>71</w:t>
-      </w:r>
-      <w:r>
-        <w:rPr>
-          <w:sz w:val="28"/>
-          <w:szCs w:val="28"/>
-        </w:rPr>
-        <w:t xml:space="preserve"> – Сообщение об успешном создании чека</w:t>
+        <w:t>Рисунок Б.4.71 – Сообщение об успешном создании чека</w:t>
       </w:r>
     </w:p>
     <w:p>
@@ -29279,35 +29122,7 @@
           <w:sz w:val="28"/>
           <w:szCs w:val="28"/>
         </w:rPr>
-        <w:t xml:space="preserve"> на форме «Изменение </w:t>
-      </w:r>
-      <w:r>
-        <w:rPr>
-          <w:sz w:val="28"/>
-          <w:szCs w:val="28"/>
-        </w:rPr>
-        <w:t>заказа</w:t>
-      </w:r>
-      <w:r>
-        <w:rPr>
-          <w:sz w:val="28"/>
-          <w:szCs w:val="28"/>
-        </w:rPr>
-        <w:t>» выводится сообщение подтверждение действия в соответствии с рисунком Б.4.</w:t>
-      </w:r>
-      <w:r>
-        <w:rPr>
-          <w:sz w:val="28"/>
-          <w:szCs w:val="28"/>
-        </w:rPr>
-        <w:t>72</w:t>
-      </w:r>
-      <w:r>
-        <w:rPr>
-          <w:sz w:val="28"/>
-          <w:szCs w:val="28"/>
-        </w:rPr>
-        <w:t>.</w:t>
+        <w:t xml:space="preserve"> на форме «Изменение заказа» выводится сообщение подтверждение действия в соответствии с рисунком Б.4.72.</w:t>
       </w:r>
     </w:p>
     <w:p>
@@ -29320,6 +29135,9 @@
         <w:jc w:val="center"/>
       </w:pPr>
       <w:r>
+        <w:rPr>
+          <w:noProof/>
+        </w:rPr>
         <w:drawing>
           <wp:inline distT="0" distB="0" distL="0" distR="0" wp14:anchorId="746592CD" wp14:editId="7ED8CF1D">
             <wp:extent cx="3038899" cy="1448002"/>
@@ -29425,21 +29243,7 @@
           <w:sz w:val="28"/>
           <w:szCs w:val="28"/>
         </w:rPr>
-        <w:t xml:space="preserve"> выводится сообщение об успешном завершении операции в соответствии с рисунком Б.4.</w:t>
-      </w:r>
-      <w:r>
-        <w:rPr>
-          <w:sz w:val="28"/>
-          <w:szCs w:val="28"/>
-        </w:rPr>
-        <w:t>73</w:t>
-      </w:r>
-      <w:r>
-        <w:rPr>
-          <w:sz w:val="28"/>
-          <w:szCs w:val="28"/>
-        </w:rPr>
-        <w:t>.</w:t>
+        <w:t xml:space="preserve"> выводится сообщение об успешном завершении операции в соответствии с рисунком Б.4.73.</w:t>
       </w:r>
     </w:p>
     <w:p>
@@ -29452,6 +29256,9 @@
         <w:jc w:val="center"/>
       </w:pPr>
       <w:r>
+        <w:rPr>
+          <w:noProof/>
+        </w:rPr>
         <w:drawing>
           <wp:inline distT="0" distB="0" distL="0" distR="0" wp14:anchorId="1B9A19BA" wp14:editId="01D9BC22">
             <wp:extent cx="2133898" cy="1448002"/>
@@ -29507,21 +29314,7 @@
           <w:sz w:val="28"/>
           <w:szCs w:val="28"/>
         </w:rPr>
-        <w:t>Рисунок Б.4.</w:t>
-      </w:r>
-      <w:r>
-        <w:rPr>
-          <w:sz w:val="28"/>
-          <w:szCs w:val="28"/>
-        </w:rPr>
-        <w:t>73</w:t>
-      </w:r>
-      <w:r>
-        <w:rPr>
-          <w:sz w:val="28"/>
-          <w:szCs w:val="28"/>
-        </w:rPr>
-        <w:t xml:space="preserve"> – Сообщение об успешном сохранении </w:t>
+        <w:t xml:space="preserve">Рисунок Б.4.73 – Сообщение об успешном сохранении </w:t>
       </w:r>
       <w:r>
         <w:rPr>
@@ -29585,6 +29378,9 @@
         <w:jc w:val="center"/>
       </w:pPr>
       <w:r>
+        <w:rPr>
+          <w:noProof/>
+        </w:rPr>
         <w:drawing>
           <wp:inline distT="0" distB="0" distL="0" distR="0" wp14:anchorId="1B653A1E" wp14:editId="12A73945">
             <wp:extent cx="3696216" cy="2257740"/>
@@ -29699,6 +29495,9 @@
         <w:jc w:val="center"/>
       </w:pPr>
       <w:r>
+        <w:rPr>
+          <w:noProof/>
+        </w:rPr>
         <w:drawing>
           <wp:inline distT="0" distB="0" distL="0" distR="0" wp14:anchorId="1A036A88" wp14:editId="101A9756">
             <wp:extent cx="3934374" cy="1762371"/>
@@ -33565,6 +33364,7 @@
   <w:style w:type="character" w:default="1" w:styleId="a1">
     <w:name w:val="Default Paragraph Font"/>
     <w:uiPriority w:val="1"/>
+    <w:semiHidden/>
     <w:unhideWhenUsed/>
   </w:style>
   <w:style w:type="table" w:default="1" w:styleId="a2">

--- a/Руководство пользователя/Руководство пользователя.docx
+++ b/Руководство пользователя/Руководство пользователя.docx
@@ -6373,7 +6373,23 @@
           <w:sz w:val="28"/>
           <w:szCs w:val="28"/>
         </w:rPr>
-        <w:t xml:space="preserve">кнопку «Создать резервную копию» </w:t>
+        <w:t>кнопк</w:t>
+      </w:r>
+      <w:r>
+        <w:rPr>
+          <w:rFonts w:ascii="Times New Roman" w:hAnsi="Times New Roman"/>
+          <w:sz w:val="28"/>
+          <w:szCs w:val="28"/>
+        </w:rPr>
+        <w:t>а</w:t>
+      </w:r>
+      <w:r>
+        <w:rPr>
+          <w:rFonts w:ascii="Times New Roman" w:hAnsi="Times New Roman"/>
+          <w:sz w:val="28"/>
+          <w:szCs w:val="28"/>
+        </w:rPr>
+        <w:t xml:space="preserve"> «Создать резервную копию» </w:t>
       </w:r>
       <w:r>
         <w:rPr>
@@ -6414,7 +6430,23 @@
           <w:sz w:val="28"/>
           <w:szCs w:val="28"/>
         </w:rPr>
-        <w:t xml:space="preserve">кнопку «Импорт данных» </w:t>
+        <w:t>кнопк</w:t>
+      </w:r>
+      <w:r>
+        <w:rPr>
+          <w:rFonts w:ascii="Times New Roman" w:hAnsi="Times New Roman"/>
+          <w:sz w:val="28"/>
+          <w:szCs w:val="28"/>
+        </w:rPr>
+        <w:t>а</w:t>
+      </w:r>
+      <w:r>
+        <w:rPr>
+          <w:rFonts w:ascii="Times New Roman" w:hAnsi="Times New Roman"/>
+          <w:sz w:val="28"/>
+          <w:szCs w:val="28"/>
+        </w:rPr>
+        <w:t xml:space="preserve"> «Импорт данных» </w:t>
       </w:r>
       <w:r>
         <w:rPr>
@@ -6455,7 +6487,23 @@
           <w:sz w:val="28"/>
           <w:szCs w:val="28"/>
         </w:rPr>
-        <w:t xml:space="preserve">кнопку «Экспорт данных» </w:t>
+        <w:t>кнопк</w:t>
+      </w:r>
+      <w:r>
+        <w:rPr>
+          <w:rFonts w:ascii="Times New Roman" w:hAnsi="Times New Roman"/>
+          <w:sz w:val="28"/>
+          <w:szCs w:val="28"/>
+        </w:rPr>
+        <w:t>а</w:t>
+      </w:r>
+      <w:r>
+        <w:rPr>
+          <w:rFonts w:ascii="Times New Roman" w:hAnsi="Times New Roman"/>
+          <w:sz w:val="28"/>
+          <w:szCs w:val="28"/>
+        </w:rPr>
+        <w:t xml:space="preserve"> «Экспорт данных» </w:t>
       </w:r>
       <w:r>
         <w:rPr>
@@ -6496,23 +6544,55 @@
           <w:sz w:val="28"/>
           <w:szCs w:val="28"/>
         </w:rPr>
-        <w:t xml:space="preserve">кнопку «Восстановить базу данных» </w:t>
-      </w:r>
-      <w:r>
-        <w:rPr>
-          <w:rFonts w:ascii="Times New Roman" w:hAnsi="Times New Roman"/>
-          <w:sz w:val="28"/>
-          <w:szCs w:val="28"/>
-        </w:rPr>
-        <w:t>–</w:t>
-      </w:r>
-      <w:r>
-        <w:rPr>
-          <w:rFonts w:ascii="Times New Roman" w:hAnsi="Times New Roman"/>
-          <w:sz w:val="28"/>
-          <w:szCs w:val="28"/>
-        </w:rPr>
-        <w:t xml:space="preserve"> предназначена для открытия окна выбора файла резервной копии, после выбора файла выполняется восстановление базы данных из указанной резервной копии или дампа;</w:t>
+        <w:t>кнопк</w:t>
+      </w:r>
+      <w:r>
+        <w:rPr>
+          <w:rFonts w:ascii="Times New Roman" w:hAnsi="Times New Roman"/>
+          <w:sz w:val="28"/>
+          <w:szCs w:val="28"/>
+        </w:rPr>
+        <w:t>а</w:t>
+      </w:r>
+      <w:r>
+        <w:rPr>
+          <w:rFonts w:ascii="Times New Roman" w:hAnsi="Times New Roman"/>
+          <w:sz w:val="28"/>
+          <w:szCs w:val="28"/>
+        </w:rPr>
+        <w:t xml:space="preserve"> «</w:t>
+      </w:r>
+      <w:r>
+        <w:rPr>
+          <w:rFonts w:ascii="Times New Roman" w:hAnsi="Times New Roman"/>
+          <w:sz w:val="28"/>
+          <w:szCs w:val="28"/>
+        </w:rPr>
+        <w:t>Добавить пользователя</w:t>
+      </w:r>
+      <w:r>
+        <w:rPr>
+          <w:rFonts w:ascii="Times New Roman" w:hAnsi="Times New Roman"/>
+          <w:sz w:val="28"/>
+          <w:szCs w:val="28"/>
+        </w:rPr>
+        <w:t>» – предназначена для перехода на форму «</w:t>
+      </w:r>
+      <w:r>
+        <w:rPr>
+          <w:rFonts w:ascii="Times New Roman" w:hAnsi="Times New Roman"/>
+          <w:sz w:val="28"/>
+          <w:szCs w:val="28"/>
+        </w:rPr>
+        <w:t>Добавление пользователя</w:t>
+      </w:r>
+      <w:r>
+        <w:rPr>
+          <w:rFonts w:ascii="Times New Roman" w:hAnsi="Times New Roman"/>
+          <w:sz w:val="28"/>
+          <w:szCs w:val="28"/>
+        </w:rPr>
+        <w:t>»;</w:t>
       </w:r>
     </w:p>
     <w:p>
@@ -6537,7 +6617,23 @@
           <w:sz w:val="28"/>
           <w:szCs w:val="28"/>
         </w:rPr>
-        <w:t xml:space="preserve">кнопку «Выйти из учетной записи» </w:t>
+        <w:t>кнопк</w:t>
+      </w:r>
+      <w:r>
+        <w:rPr>
+          <w:rFonts w:ascii="Times New Roman" w:hAnsi="Times New Roman"/>
+          <w:sz w:val="28"/>
+          <w:szCs w:val="28"/>
+        </w:rPr>
+        <w:t>а</w:t>
+      </w:r>
+      <w:r>
+        <w:rPr>
+          <w:rFonts w:ascii="Times New Roman" w:hAnsi="Times New Roman"/>
+          <w:sz w:val="28"/>
+          <w:szCs w:val="28"/>
+        </w:rPr>
+        <w:t xml:space="preserve"> «Восстановить базу данных» </w:t>
       </w:r>
       <w:r>
         <w:rPr>
@@ -6553,6 +6649,64 @@
           <w:sz w:val="28"/>
           <w:szCs w:val="28"/>
         </w:rPr>
+        <w:t xml:space="preserve"> предназначена для открытия окна выбора файла резервной копии, после выбора файла выполняется восстановление базы данных из указанной резервной копии или дампа;</w:t>
+      </w:r>
+    </w:p>
+    <w:p>
+      <w:pPr>
+        <w:pStyle w:val="af4"/>
+        <w:numPr>
+          <w:ilvl w:val="0"/>
+          <w:numId w:val="8"/>
+        </w:numPr>
+        <w:spacing w:line="360" w:lineRule="auto"/>
+        <w:ind w:left="284" w:right="284" w:firstLine="851"/>
+        <w:jc w:val="both"/>
+        <w:rPr>
+          <w:rFonts w:ascii="Times New Roman" w:hAnsi="Times New Roman"/>
+          <w:sz w:val="28"/>
+          <w:szCs w:val="28"/>
+        </w:rPr>
+      </w:pPr>
+      <w:r>
+        <w:rPr>
+          <w:rFonts w:ascii="Times New Roman" w:hAnsi="Times New Roman"/>
+          <w:sz w:val="28"/>
+          <w:szCs w:val="28"/>
+        </w:rPr>
+        <w:lastRenderedPageBreak/>
+        <w:t>кнопк</w:t>
+      </w:r>
+      <w:r>
+        <w:rPr>
+          <w:rFonts w:ascii="Times New Roman" w:hAnsi="Times New Roman"/>
+          <w:sz w:val="28"/>
+          <w:szCs w:val="28"/>
+        </w:rPr>
+        <w:t>а</w:t>
+      </w:r>
+      <w:r>
+        <w:rPr>
+          <w:rFonts w:ascii="Times New Roman" w:hAnsi="Times New Roman"/>
+          <w:sz w:val="28"/>
+          <w:szCs w:val="28"/>
+        </w:rPr>
+        <w:t xml:space="preserve"> «Выйти из учетной записи» </w:t>
+      </w:r>
+      <w:r>
+        <w:rPr>
+          <w:rFonts w:ascii="Times New Roman" w:hAnsi="Times New Roman"/>
+          <w:sz w:val="28"/>
+          <w:szCs w:val="28"/>
+        </w:rPr>
+        <w:t>–</w:t>
+      </w:r>
+      <w:r>
+        <w:rPr>
+          <w:rFonts w:ascii="Times New Roman" w:hAnsi="Times New Roman"/>
+          <w:sz w:val="28"/>
+          <w:szCs w:val="28"/>
+        </w:rPr>
         <w:t xml:space="preserve"> предназначена для выхода из встроенной учетной записи и возврата на форму авторизации.</w:t>
       </w:r>
     </w:p>
@@ -6571,7 +6725,6 @@
           <w:sz w:val="28"/>
           <w:szCs w:val="28"/>
         </w:rPr>
-        <w:lastRenderedPageBreak/>
         <w:t>Для создания резервной копии базы данных необходимо нажать кнопку «Создать резервную копию». После нажатия кнопки система выполняет ручное резервное копирование базы данных. При успешном выполнении операции пользователю выводится соответствующее сообщение. Если подключение к базе данных отсутствует, создани</w:t>
       </w:r>
       <w:r>

--- a/Руководство пользователя/Руководство пользователя.docx
+++ b/Руководство пользователя/Руководство пользователя.docx
@@ -3543,6 +3543,28 @@
           <w:sz w:val="28"/>
           <w:szCs w:val="28"/>
         </w:rPr>
+        <w:t>Adobe Acrobat Reader;</w:t>
+      </w:r>
+    </w:p>
+    <w:p>
+      <w:pPr>
+        <w:numPr>
+          <w:ilvl w:val="0"/>
+          <w:numId w:val="11"/>
+        </w:numPr>
+        <w:spacing w:line="360" w:lineRule="auto"/>
+        <w:ind w:left="284" w:right="284" w:firstLine="851"/>
+        <w:jc w:val="both"/>
+        <w:rPr>
+          <w:sz w:val="28"/>
+          <w:szCs w:val="28"/>
+        </w:rPr>
+      </w:pPr>
+      <w:r>
+        <w:rPr>
+          <w:sz w:val="28"/>
+          <w:szCs w:val="28"/>
+        </w:rPr>
         <w:t>MS Word для печати чеков;</w:t>
       </w:r>
     </w:p>
@@ -3715,7 +3737,6 @@
         </w:rPr>
         <w:t>«</w:t>
       </w:r>
-      <w:proofErr w:type="spellStart"/>
       <w:r>
         <w:rPr>
           <w:i/>
@@ -3723,17 +3744,7 @@
           <w:sz w:val="28"/>
           <w:szCs w:val="28"/>
         </w:rPr>
-        <w:t>WebShop</w:t>
-      </w:r>
-      <w:proofErr w:type="spellEnd"/>
-      <w:r>
-        <w:rPr>
-          <w:i/>
-          <w:iCs/>
-          <w:sz w:val="28"/>
-          <w:szCs w:val="28"/>
-        </w:rPr>
-        <w:t xml:space="preserve"> Setup</w:t>
+        <w:t>WebShop Setup</w:t>
       </w:r>
       <w:r>
         <w:rPr>
@@ -30185,7 +30196,6 @@
               <w:szCs w:val="20"/>
             </w:rPr>
           </w:pPr>
-          <w:proofErr w:type="spellStart"/>
           <w:r>
             <w:rPr>
               <w:sz w:val="20"/>
@@ -30193,7 +30203,6 @@
             </w:rPr>
             <w:t>Изм</w:t>
           </w:r>
-          <w:proofErr w:type="spellEnd"/>
         </w:p>
       </w:tc>
       <w:tc>
@@ -30692,7 +30701,6 @@
               <w:szCs w:val="20"/>
             </w:rPr>
           </w:pPr>
-          <w:proofErr w:type="spellStart"/>
           <w:r>
             <w:rPr>
               <w:sz w:val="20"/>
@@ -30700,7 +30708,6 @@
             </w:rPr>
             <w:t>Изм</w:t>
           </w:r>
-          <w:proofErr w:type="spellEnd"/>
         </w:p>
       </w:tc>
       <w:tc>
@@ -32558,6 +32565,119 @@
     </w:lvl>
   </w:abstractNum>
   <w:abstractNum w:abstractNumId="9" w15:restartNumberingAfterBreak="0">
+    <w:nsid w:val="535C4A91"/>
+    <w:multiLevelType w:val="hybridMultilevel"/>
+    <w:tmpl w:val="CC02FF0E"/>
+    <w:lvl w:ilvl="0" w:tplc="04190001">
+      <w:start w:val="1"/>
+      <w:numFmt w:val="bullet"/>
+      <w:lvlText w:val=""/>
+      <w:lvlJc w:val="left"/>
+      <w:pPr>
+        <w:ind w:left="1571" w:hanging="360"/>
+      </w:pPr>
+      <w:rPr>
+        <w:rFonts w:ascii="Symbol" w:hAnsi="Symbol" w:hint="default"/>
+      </w:rPr>
+    </w:lvl>
+    <w:lvl w:ilvl="1" w:tplc="04190003" w:tentative="1">
+      <w:start w:val="1"/>
+      <w:numFmt w:val="bullet"/>
+      <w:lvlText w:val="o"/>
+      <w:lvlJc w:val="left"/>
+      <w:pPr>
+        <w:ind w:left="2291" w:hanging="360"/>
+      </w:pPr>
+      <w:rPr>
+        <w:rFonts w:ascii="Courier New" w:hAnsi="Courier New" w:cs="Courier New" w:hint="default"/>
+      </w:rPr>
+    </w:lvl>
+    <w:lvl w:ilvl="2" w:tplc="04190005" w:tentative="1">
+      <w:start w:val="1"/>
+      <w:numFmt w:val="bullet"/>
+      <w:lvlText w:val=""/>
+      <w:lvlJc w:val="left"/>
+      <w:pPr>
+        <w:ind w:left="3011" w:hanging="360"/>
+      </w:pPr>
+      <w:rPr>
+        <w:rFonts w:ascii="Wingdings" w:hAnsi="Wingdings" w:hint="default"/>
+      </w:rPr>
+    </w:lvl>
+    <w:lvl w:ilvl="3" w:tplc="04190001" w:tentative="1">
+      <w:start w:val="1"/>
+      <w:numFmt w:val="bullet"/>
+      <w:lvlText w:val=""/>
+      <w:lvlJc w:val="left"/>
+      <w:pPr>
+        <w:ind w:left="3731" w:hanging="360"/>
+      </w:pPr>
+      <w:rPr>
+        <w:rFonts w:ascii="Symbol" w:hAnsi="Symbol" w:hint="default"/>
+      </w:rPr>
+    </w:lvl>
+    <w:lvl w:ilvl="4" w:tplc="04190003" w:tentative="1">
+      <w:start w:val="1"/>
+      <w:numFmt w:val="bullet"/>
+      <w:lvlText w:val="o"/>
+      <w:lvlJc w:val="left"/>
+      <w:pPr>
+        <w:ind w:left="4451" w:hanging="360"/>
+      </w:pPr>
+      <w:rPr>
+        <w:rFonts w:ascii="Courier New" w:hAnsi="Courier New" w:cs="Courier New" w:hint="default"/>
+      </w:rPr>
+    </w:lvl>
+    <w:lvl w:ilvl="5" w:tplc="04190005" w:tentative="1">
+      <w:start w:val="1"/>
+      <w:numFmt w:val="bullet"/>
+      <w:lvlText w:val=""/>
+      <w:lvlJc w:val="left"/>
+      <w:pPr>
+        <w:ind w:left="5171" w:hanging="360"/>
+      </w:pPr>
+      <w:rPr>
+        <w:rFonts w:ascii="Wingdings" w:hAnsi="Wingdings" w:hint="default"/>
+      </w:rPr>
+    </w:lvl>
+    <w:lvl w:ilvl="6" w:tplc="04190001" w:tentative="1">
+      <w:start w:val="1"/>
+      <w:numFmt w:val="bullet"/>
+      <w:lvlText w:val=""/>
+      <w:lvlJc w:val="left"/>
+      <w:pPr>
+        <w:ind w:left="5891" w:hanging="360"/>
+      </w:pPr>
+      <w:rPr>
+        <w:rFonts w:ascii="Symbol" w:hAnsi="Symbol" w:hint="default"/>
+      </w:rPr>
+    </w:lvl>
+    <w:lvl w:ilvl="7" w:tplc="04190003" w:tentative="1">
+      <w:start w:val="1"/>
+      <w:numFmt w:val="bullet"/>
+      <w:lvlText w:val="o"/>
+      <w:lvlJc w:val="left"/>
+      <w:pPr>
+        <w:ind w:left="6611" w:hanging="360"/>
+      </w:pPr>
+      <w:rPr>
+        <w:rFonts w:ascii="Courier New" w:hAnsi="Courier New" w:cs="Courier New" w:hint="default"/>
+      </w:rPr>
+    </w:lvl>
+    <w:lvl w:ilvl="8" w:tplc="04190005" w:tentative="1">
+      <w:start w:val="1"/>
+      <w:numFmt w:val="bullet"/>
+      <w:lvlText w:val=""/>
+      <w:lvlJc w:val="left"/>
+      <w:pPr>
+        <w:ind w:left="7331" w:hanging="360"/>
+      </w:pPr>
+      <w:rPr>
+        <w:rFonts w:ascii="Wingdings" w:hAnsi="Wingdings" w:hint="default"/>
+      </w:rPr>
+    </w:lvl>
+  </w:abstractNum>
+  <w:abstractNum w:abstractNumId="10" w15:restartNumberingAfterBreak="0">
     <w:nsid w:val="6F1A0F0A"/>
     <w:multiLevelType w:val="multilevel"/>
     <w:tmpl w:val="53DA54B2"/>
@@ -32706,7 +32826,7 @@
       </w:rPr>
     </w:lvl>
   </w:abstractNum>
-  <w:abstractNum w:abstractNumId="10" w15:restartNumberingAfterBreak="0">
+  <w:abstractNum w:abstractNumId="11" w15:restartNumberingAfterBreak="0">
     <w:nsid w:val="6F5674D8"/>
     <w:multiLevelType w:val="hybridMultilevel"/>
     <w:tmpl w:val="BEB26C3C"/>
@@ -32795,7 +32915,7 @@
       </w:pPr>
     </w:lvl>
   </w:abstractNum>
-  <w:abstractNum w:abstractNumId="11" w15:restartNumberingAfterBreak="0">
+  <w:abstractNum w:abstractNumId="12" w15:restartNumberingAfterBreak="0">
     <w:nsid w:val="72032AA8"/>
     <w:multiLevelType w:val="hybridMultilevel"/>
     <w:tmpl w:val="177AF5CA"/>
@@ -32884,7 +33004,7 @@
       </w:pPr>
     </w:lvl>
   </w:abstractNum>
-  <w:abstractNum w:abstractNumId="12" w15:restartNumberingAfterBreak="0">
+  <w:abstractNum w:abstractNumId="13" w15:restartNumberingAfterBreak="0">
     <w:nsid w:val="77A84299"/>
     <w:multiLevelType w:val="hybridMultilevel"/>
     <w:tmpl w:val="CC626050"/>
@@ -32984,16 +33104,16 @@
     <w:abstractNumId w:val="0"/>
   </w:num>
   <w:num w:numId="4">
-    <w:abstractNumId w:val="11"/>
+    <w:abstractNumId w:val="12"/>
   </w:num>
   <w:num w:numId="5">
-    <w:abstractNumId w:val="12"/>
+    <w:abstractNumId w:val="13"/>
   </w:num>
   <w:num w:numId="6">
     <w:abstractNumId w:val="7"/>
   </w:num>
   <w:num w:numId="7">
-    <w:abstractNumId w:val="10"/>
+    <w:abstractNumId w:val="11"/>
   </w:num>
   <w:num w:numId="8">
     <w:abstractNumId w:val="4"/>
@@ -33008,10 +33128,13 @@
     <w:abstractNumId w:val="5"/>
   </w:num>
   <w:num w:numId="12">
-    <w:abstractNumId w:val="9"/>
+    <w:abstractNumId w:val="10"/>
   </w:num>
   <w:num w:numId="13">
     <w:abstractNumId w:val="8"/>
+  </w:num>
+  <w:num w:numId="14">
+    <w:abstractNumId w:val="9"/>
   </w:num>
   <w:numIdMacAtCleanup w:val="10"/>
 </w:numbering>
